--- a/Documents/scam_detection_blueprint.docx
+++ b/Documents/scam_detection_blueprint.docx
@@ -184,7 +184,16 @@
         </w:numPr>
       </w:pPr>
       <w:r>
-        <w:t>200-250 rows total</w:t>
+        <w:t>5</w:t>
+      </w:r>
+      <w:r>
+        <w:t>00-</w:t>
+      </w:r>
+      <w:r>
+        <w:t>60</w:t>
+      </w:r>
+      <w:r>
+        <w:t>0 rows total</w:t>
       </w:r>
     </w:p>
     <w:p>
@@ -196,7 +205,19 @@
         </w:numPr>
       </w:pPr>
       <w:r>
-        <w:t xml:space="preserve">50/50 split: ~125 trusted listings, ~125 </w:t>
+        <w:t>50/50 split: ~</w:t>
+      </w:r>
+      <w:r>
+        <w:t>300</w:t>
+      </w:r>
+      <w:r>
+        <w:t xml:space="preserve"> trusted listings, ~</w:t>
+      </w:r>
+      <w:r>
+        <w:t>300</w:t>
+      </w:r>
+      <w:r>
+        <w:t xml:space="preserve"> </w:t>
       </w:r>
       <w:proofErr w:type="spellStart"/>
       <w:r>
@@ -488,12 +509,6 @@
         <w:gridCol w:w="2560"/>
       </w:tblGrid>
       <w:tr>
-        <w:tblPrEx>
-          <w:tblCellMar>
-            <w:top w:w="0" w:type="dxa"/>
-            <w:bottom w:w="0" w:type="dxa"/>
-          </w:tblCellMar>
-        </w:tblPrEx>
         <w:tc>
           <w:tcPr>
             <w:tcW w:w="2200" w:type="dxa"/>
@@ -616,12 +631,6 @@
         </w:tc>
       </w:tr>
       <w:tr>
-        <w:tblPrEx>
-          <w:tblCellMar>
-            <w:top w:w="0" w:type="dxa"/>
-            <w:bottom w:w="0" w:type="dxa"/>
-          </w:tblCellMar>
-        </w:tblPrEx>
         <w:tc>
           <w:tcPr>
             <w:tcW w:w="2200" w:type="dxa"/>
@@ -769,12 +778,6 @@
         </w:tc>
       </w:tr>
       <w:tr>
-        <w:tblPrEx>
-          <w:tblCellMar>
-            <w:top w:w="0" w:type="dxa"/>
-            <w:bottom w:w="0" w:type="dxa"/>
-          </w:tblCellMar>
-        </w:tblPrEx>
         <w:tc>
           <w:tcPr>
             <w:tcW w:w="2200" w:type="dxa"/>
@@ -890,12 +893,6 @@
         </w:tc>
       </w:tr>
       <w:tr>
-        <w:tblPrEx>
-          <w:tblCellMar>
-            <w:top w:w="0" w:type="dxa"/>
-            <w:bottom w:w="0" w:type="dxa"/>
-          </w:tblCellMar>
-        </w:tblPrEx>
         <w:tc>
           <w:tcPr>
             <w:tcW w:w="2200" w:type="dxa"/>
@@ -1020,12 +1017,6 @@
         </w:tc>
       </w:tr>
       <w:tr>
-        <w:tblPrEx>
-          <w:tblCellMar>
-            <w:top w:w="0" w:type="dxa"/>
-            <w:bottom w:w="0" w:type="dxa"/>
-          </w:tblCellMar>
-        </w:tblPrEx>
         <w:tc>
           <w:tcPr>
             <w:tcW w:w="2200" w:type="dxa"/>
@@ -2672,12 +2663,6 @@
         <w:gridCol w:w="6360"/>
       </w:tblGrid>
       <w:tr>
-        <w:tblPrEx>
-          <w:tblCellMar>
-            <w:top w:w="0" w:type="dxa"/>
-            <w:bottom w:w="0" w:type="dxa"/>
-          </w:tblCellMar>
-        </w:tblPrEx>
         <w:tc>
           <w:tcPr>
             <w:tcW w:w="3000" w:type="dxa"/>
@@ -2740,12 +2725,6 @@
         </w:tc>
       </w:tr>
       <w:tr>
-        <w:tblPrEx>
-          <w:tblCellMar>
-            <w:top w:w="0" w:type="dxa"/>
-            <w:bottom w:w="0" w:type="dxa"/>
-          </w:tblCellMar>
-        </w:tblPrEx>
         <w:tc>
           <w:tcPr>
             <w:tcW w:w="3000" w:type="dxa"/>
@@ -2800,12 +2779,6 @@
         </w:tc>
       </w:tr>
       <w:tr>
-        <w:tblPrEx>
-          <w:tblCellMar>
-            <w:top w:w="0" w:type="dxa"/>
-            <w:bottom w:w="0" w:type="dxa"/>
-          </w:tblCellMar>
-        </w:tblPrEx>
         <w:tc>
           <w:tcPr>
             <w:tcW w:w="3000" w:type="dxa"/>
@@ -2862,12 +2835,6 @@
         </w:tc>
       </w:tr>
       <w:tr>
-        <w:tblPrEx>
-          <w:tblCellMar>
-            <w:top w:w="0" w:type="dxa"/>
-            <w:bottom w:w="0" w:type="dxa"/>
-          </w:tblCellMar>
-        </w:tblPrEx>
         <w:tc>
           <w:tcPr>
             <w:tcW w:w="3000" w:type="dxa"/>
@@ -2940,12 +2907,6 @@
         </w:tc>
       </w:tr>
       <w:tr>
-        <w:tblPrEx>
-          <w:tblCellMar>
-            <w:top w:w="0" w:type="dxa"/>
-            <w:bottom w:w="0" w:type="dxa"/>
-          </w:tblCellMar>
-        </w:tblPrEx>
         <w:tc>
           <w:tcPr>
             <w:tcW w:w="3000" w:type="dxa"/>
@@ -3000,12 +2961,6 @@
         </w:tc>
       </w:tr>
       <w:tr>
-        <w:tblPrEx>
-          <w:tblCellMar>
-            <w:top w:w="0" w:type="dxa"/>
-            <w:bottom w:w="0" w:type="dxa"/>
-          </w:tblCellMar>
-        </w:tblPrEx>
         <w:tc>
           <w:tcPr>
             <w:tcW w:w="3000" w:type="dxa"/>
@@ -3060,12 +3015,6 @@
         </w:tc>
       </w:tr>
       <w:tr>
-        <w:tblPrEx>
-          <w:tblCellMar>
-            <w:top w:w="0" w:type="dxa"/>
-            <w:bottom w:w="0" w:type="dxa"/>
-          </w:tblCellMar>
-        </w:tblPrEx>
         <w:tc>
           <w:tcPr>
             <w:tcW w:w="3000" w:type="dxa"/>
@@ -3120,12 +3069,6 @@
         </w:tc>
       </w:tr>
       <w:tr>
-        <w:tblPrEx>
-          <w:tblCellMar>
-            <w:top w:w="0" w:type="dxa"/>
-            <w:bottom w:w="0" w:type="dxa"/>
-          </w:tblCellMar>
-        </w:tblPrEx>
         <w:tc>
           <w:tcPr>
             <w:tcW w:w="3000" w:type="dxa"/>
@@ -3182,12 +3125,6 @@
         </w:tc>
       </w:tr>
       <w:tr>
-        <w:tblPrEx>
-          <w:tblCellMar>
-            <w:top w:w="0" w:type="dxa"/>
-            <w:bottom w:w="0" w:type="dxa"/>
-          </w:tblCellMar>
-        </w:tblPrEx>
         <w:tc>
           <w:tcPr>
             <w:tcW w:w="3000" w:type="dxa"/>
@@ -3244,12 +3181,6 @@
         </w:tc>
       </w:tr>
       <w:tr>
-        <w:tblPrEx>
-          <w:tblCellMar>
-            <w:top w:w="0" w:type="dxa"/>
-            <w:bottom w:w="0" w:type="dxa"/>
-          </w:tblCellMar>
-        </w:tblPrEx>
         <w:tc>
           <w:tcPr>
             <w:tcW w:w="3000" w:type="dxa"/>
@@ -3307,12 +3238,6 @@
         </w:tc>
       </w:tr>
       <w:tr>
-        <w:tblPrEx>
-          <w:tblCellMar>
-            <w:top w:w="0" w:type="dxa"/>
-            <w:bottom w:w="0" w:type="dxa"/>
-          </w:tblCellMar>
-        </w:tblPrEx>
         <w:tc>
           <w:tcPr>
             <w:tcW w:w="3000" w:type="dxa"/>
@@ -3369,12 +3294,6 @@
         </w:tc>
       </w:tr>
       <w:tr>
-        <w:tblPrEx>
-          <w:tblCellMar>
-            <w:top w:w="0" w:type="dxa"/>
-            <w:bottom w:w="0" w:type="dxa"/>
-          </w:tblCellMar>
-        </w:tblPrEx>
         <w:tc>
           <w:tcPr>
             <w:tcW w:w="3000" w:type="dxa"/>
@@ -3462,12 +3381,6 @@
         <w:gridCol w:w="6360"/>
       </w:tblGrid>
       <w:tr>
-        <w:tblPrEx>
-          <w:tblCellMar>
-            <w:top w:w="0" w:type="dxa"/>
-            <w:bottom w:w="0" w:type="dxa"/>
-          </w:tblCellMar>
-        </w:tblPrEx>
         <w:tc>
           <w:tcPr>
             <w:tcW w:w="3000" w:type="dxa"/>
@@ -3530,12 +3443,6 @@
         </w:tc>
       </w:tr>
       <w:tr>
-        <w:tblPrEx>
-          <w:tblCellMar>
-            <w:top w:w="0" w:type="dxa"/>
-            <w:bottom w:w="0" w:type="dxa"/>
-          </w:tblCellMar>
-        </w:tblPrEx>
         <w:tc>
           <w:tcPr>
             <w:tcW w:w="3000" w:type="dxa"/>
@@ -3592,12 +3499,6 @@
         </w:tc>
       </w:tr>
       <w:tr>
-        <w:tblPrEx>
-          <w:tblCellMar>
-            <w:top w:w="0" w:type="dxa"/>
-            <w:bottom w:w="0" w:type="dxa"/>
-          </w:tblCellMar>
-        </w:tblPrEx>
         <w:tc>
           <w:tcPr>
             <w:tcW w:w="3000" w:type="dxa"/>
@@ -3654,12 +3555,6 @@
         </w:tc>
       </w:tr>
       <w:tr>
-        <w:tblPrEx>
-          <w:tblCellMar>
-            <w:top w:w="0" w:type="dxa"/>
-            <w:bottom w:w="0" w:type="dxa"/>
-          </w:tblCellMar>
-        </w:tblPrEx>
         <w:tc>
           <w:tcPr>
             <w:tcW w:w="3000" w:type="dxa"/>
@@ -5386,7 +5281,13 @@
         </w:numPr>
       </w:pPr>
       <w:r>
-        <w:t>Scrape ~125 trusted listings from Amazon, Noon, 2b, Dubai Phone</w:t>
+        <w:t>Scrape ~</w:t>
+      </w:r>
+      <w:r>
+        <w:t>300</w:t>
+      </w:r>
+      <w:r>
+        <w:t xml:space="preserve"> trusted listings from Amazon, Noon, 2b, Dubai Phone</w:t>
       </w:r>
     </w:p>
     <w:p>
@@ -5398,7 +5299,13 @@
         </w:numPr>
       </w:pPr>
       <w:r>
-        <w:t xml:space="preserve">Scrape ~125 </w:t>
+        <w:t>Scrape ~</w:t>
+      </w:r>
+      <w:r>
+        <w:t>300</w:t>
+      </w:r>
+      <w:r>
+        <w:t xml:space="preserve"> </w:t>
       </w:r>
       <w:proofErr w:type="spellStart"/>
       <w:r>
@@ -5990,12 +5897,6 @@
         <w:gridCol w:w="5860"/>
       </w:tblGrid>
       <w:tr>
-        <w:tblPrEx>
-          <w:tblCellMar>
-            <w:top w:w="0" w:type="dxa"/>
-            <w:bottom w:w="0" w:type="dxa"/>
-          </w:tblCellMar>
-        </w:tblPrEx>
         <w:tc>
           <w:tcPr>
             <w:tcW w:w="3500" w:type="dxa"/>
@@ -6058,12 +5959,6 @@
         </w:tc>
       </w:tr>
       <w:tr>
-        <w:tblPrEx>
-          <w:tblCellMar>
-            <w:top w:w="0" w:type="dxa"/>
-            <w:bottom w:w="0" w:type="dxa"/>
-          </w:tblCellMar>
-        </w:tblPrEx>
         <w:tc>
           <w:tcPr>
             <w:tcW w:w="3500" w:type="dxa"/>
@@ -6159,12 +6054,6 @@
         </w:tc>
       </w:tr>
       <w:tr>
-        <w:tblPrEx>
-          <w:tblCellMar>
-            <w:top w:w="0" w:type="dxa"/>
-            <w:bottom w:w="0" w:type="dxa"/>
-          </w:tblCellMar>
-        </w:tblPrEx>
         <w:tc>
           <w:tcPr>
             <w:tcW w:w="3500" w:type="dxa"/>
@@ -6260,12 +6149,6 @@
         </w:tc>
       </w:tr>
       <w:tr>
-        <w:tblPrEx>
-          <w:tblCellMar>
-            <w:top w:w="0" w:type="dxa"/>
-            <w:bottom w:w="0" w:type="dxa"/>
-          </w:tblCellMar>
-        </w:tblPrEx>
         <w:tc>
           <w:tcPr>
             <w:tcW w:w="3500" w:type="dxa"/>
@@ -6329,12 +6212,6 @@
         </w:tc>
       </w:tr>
       <w:tr>
-        <w:tblPrEx>
-          <w:tblCellMar>
-            <w:top w:w="0" w:type="dxa"/>
-            <w:bottom w:w="0" w:type="dxa"/>
-          </w:tblCellMar>
-        </w:tblPrEx>
         <w:tc>
           <w:tcPr>
             <w:tcW w:w="3500" w:type="dxa"/>
@@ -6389,12 +6266,6 @@
         </w:tc>
       </w:tr>
       <w:tr>
-        <w:tblPrEx>
-          <w:tblCellMar>
-            <w:top w:w="0" w:type="dxa"/>
-            <w:bottom w:w="0" w:type="dxa"/>
-          </w:tblCellMar>
-        </w:tblPrEx>
         <w:tc>
           <w:tcPr>
             <w:tcW w:w="3500" w:type="dxa"/>
@@ -6460,12 +6331,6 @@
         </w:tc>
       </w:tr>
       <w:tr>
-        <w:tblPrEx>
-          <w:tblCellMar>
-            <w:top w:w="0" w:type="dxa"/>
-            <w:bottom w:w="0" w:type="dxa"/>
-          </w:tblCellMar>
-        </w:tblPrEx>
         <w:tc>
           <w:tcPr>
             <w:tcW w:w="3500" w:type="dxa"/>
@@ -6538,12 +6403,6 @@
         </w:tc>
       </w:tr>
       <w:tr>
-        <w:tblPrEx>
-          <w:tblCellMar>
-            <w:top w:w="0" w:type="dxa"/>
-            <w:bottom w:w="0" w:type="dxa"/>
-          </w:tblCellMar>
-        </w:tblPrEx>
         <w:tc>
           <w:tcPr>
             <w:tcW w:w="3500" w:type="dxa"/>
@@ -6600,12 +6459,6 @@
         </w:tc>
       </w:tr>
       <w:tr>
-        <w:tblPrEx>
-          <w:tblCellMar>
-            <w:top w:w="0" w:type="dxa"/>
-            <w:bottom w:w="0" w:type="dxa"/>
-          </w:tblCellMar>
-        </w:tblPrEx>
         <w:tc>
           <w:tcPr>
             <w:tcW w:w="3500" w:type="dxa"/>
@@ -6687,12 +6540,6 @@
         </w:tc>
       </w:tr>
       <w:tr>
-        <w:tblPrEx>
-          <w:tblCellMar>
-            <w:top w:w="0" w:type="dxa"/>
-            <w:bottom w:w="0" w:type="dxa"/>
-          </w:tblCellMar>
-        </w:tblPrEx>
         <w:tc>
           <w:tcPr>
             <w:tcW w:w="3500" w:type="dxa"/>
@@ -6747,12 +6594,6 @@
         </w:tc>
       </w:tr>
       <w:tr>
-        <w:tblPrEx>
-          <w:tblCellMar>
-            <w:top w:w="0" w:type="dxa"/>
-            <w:bottom w:w="0" w:type="dxa"/>
-          </w:tblCellMar>
-        </w:tblPrEx>
         <w:tc>
           <w:tcPr>
             <w:tcW w:w="3500" w:type="dxa"/>
